--- a/exp3 23mis0592.docx
+++ b/exp3 23mis0592.docx
@@ -85,7 +85,6 @@
           <w:ilvl w:val="0"/>
           <w:numId w:val="0"/>
         </w:numPr>
-        <w:jc w:val="center"/>
         <w:rPr>
           <w:sz w:val="32"/>
           <w:szCs w:val="32"/>
@@ -99,38 +98,357 @@
           <w:ilvl w:val="0"/>
           <w:numId w:val="0"/>
         </w:numPr>
-        <w:jc w:val="center"/>
-        <w:rPr>
+        <w:rPr>
+          <w:b/>
+          <w:bCs/>
           <w:sz w:val="32"/>
           <w:szCs w:val="32"/>
         </w:rPr>
       </w:pPr>
-    </w:p>
-    <w:p>
-      <w:pPr>
-        <w:pStyle w:val="ListBullet"/>
-        <w:numPr>
-          <w:ilvl w:val="0"/>
-          <w:numId w:val="0"/>
-        </w:numPr>
-        <w:jc w:val="center"/>
-        <w:rPr>
+      <w:proofErr w:type="gramStart"/>
+      <w:r>
+        <w:rPr>
+          <w:b/>
+          <w:bCs/>
           <w:sz w:val="32"/>
           <w:szCs w:val="32"/>
         </w:rPr>
-      </w:pPr>
-    </w:p>
-    <w:p>
-      <w:pPr>
-        <w:pStyle w:val="ListBullet"/>
-        <w:numPr>
-          <w:ilvl w:val="0"/>
-          <w:numId w:val="0"/>
-        </w:numPr>
-        <w:rPr>
+        <w:t>Title :</w:t>
+      </w:r>
+      <w:proofErr w:type="gramEnd"/>
+      <w:r>
+        <w:rPr>
+          <w:b/>
+          <w:bCs/>
           <w:sz w:val="32"/>
           <w:szCs w:val="32"/>
         </w:rPr>
+        <w:t xml:space="preserve"> AI-Powered Smart Travel Planner Chosen Screen for </w:t>
+      </w:r>
+    </w:p>
+    <w:p>
+      <w:pPr>
+        <w:pStyle w:val="ListBullet"/>
+        <w:numPr>
+          <w:ilvl w:val="0"/>
+          <w:numId w:val="0"/>
+        </w:numPr>
+        <w:rPr>
+          <w:b/>
+          <w:bCs/>
+        </w:rPr>
+      </w:pPr>
+    </w:p>
+    <w:p>
+      <w:pPr>
+        <w:pStyle w:val="ListBullet"/>
+        <w:numPr>
+          <w:ilvl w:val="0"/>
+          <w:numId w:val="0"/>
+        </w:numPr>
+        <w:rPr>
+          <w:b/>
+          <w:bCs/>
+        </w:rPr>
+      </w:pPr>
+    </w:p>
+    <w:p>
+      <w:pPr>
+        <w:pStyle w:val="ListBullet"/>
+        <w:numPr>
+          <w:ilvl w:val="0"/>
+          <w:numId w:val="0"/>
+        </w:numPr>
+        <w:rPr>
+          <w:b/>
+          <w:bCs/>
+        </w:rPr>
+      </w:pPr>
+    </w:p>
+    <w:p>
+      <w:pPr>
+        <w:pStyle w:val="ListBullet"/>
+        <w:numPr>
+          <w:ilvl w:val="0"/>
+          <w:numId w:val="0"/>
+        </w:numPr>
+        <w:rPr>
+          <w:b/>
+          <w:bCs/>
+        </w:rPr>
+      </w:pPr>
+    </w:p>
+    <w:p>
+      <w:pPr>
+        <w:pStyle w:val="ListBullet"/>
+        <w:numPr>
+          <w:ilvl w:val="0"/>
+          <w:numId w:val="0"/>
+        </w:numPr>
+        <w:rPr>
+          <w:b/>
+          <w:bCs/>
+        </w:rPr>
+      </w:pPr>
+    </w:p>
+    <w:p>
+      <w:pPr>
+        <w:pStyle w:val="ListBullet"/>
+        <w:numPr>
+          <w:ilvl w:val="0"/>
+          <w:numId w:val="0"/>
+        </w:numPr>
+        <w:rPr>
+          <w:b/>
+          <w:bCs/>
+        </w:rPr>
+      </w:pPr>
+    </w:p>
+    <w:p>
+      <w:pPr>
+        <w:pStyle w:val="ListBullet"/>
+        <w:numPr>
+          <w:ilvl w:val="0"/>
+          <w:numId w:val="0"/>
+        </w:numPr>
+        <w:rPr>
+          <w:b/>
+          <w:bCs/>
+        </w:rPr>
+      </w:pPr>
+    </w:p>
+    <w:p>
+      <w:pPr>
+        <w:pStyle w:val="ListBullet"/>
+        <w:numPr>
+          <w:ilvl w:val="0"/>
+          <w:numId w:val="0"/>
+        </w:numPr>
+        <w:rPr>
+          <w:b/>
+          <w:bCs/>
+        </w:rPr>
+      </w:pPr>
+    </w:p>
+    <w:p>
+      <w:pPr>
+        <w:pStyle w:val="ListBullet"/>
+        <w:numPr>
+          <w:ilvl w:val="0"/>
+          <w:numId w:val="0"/>
+        </w:numPr>
+        <w:rPr>
+          <w:b/>
+          <w:bCs/>
+        </w:rPr>
+      </w:pPr>
+    </w:p>
+    <w:p>
+      <w:pPr>
+        <w:pStyle w:val="ListBullet"/>
+        <w:numPr>
+          <w:ilvl w:val="0"/>
+          <w:numId w:val="0"/>
+        </w:numPr>
+        <w:rPr>
+          <w:b/>
+          <w:bCs/>
+        </w:rPr>
+      </w:pPr>
+    </w:p>
+    <w:p>
+      <w:pPr>
+        <w:pStyle w:val="ListBullet"/>
+        <w:numPr>
+          <w:ilvl w:val="0"/>
+          <w:numId w:val="0"/>
+        </w:numPr>
+        <w:rPr>
+          <w:b/>
+          <w:bCs/>
+        </w:rPr>
+      </w:pPr>
+    </w:p>
+    <w:p>
+      <w:pPr>
+        <w:pStyle w:val="ListBullet"/>
+        <w:numPr>
+          <w:ilvl w:val="0"/>
+          <w:numId w:val="0"/>
+        </w:numPr>
+        <w:rPr>
+          <w:b/>
+          <w:bCs/>
+        </w:rPr>
+      </w:pPr>
+    </w:p>
+    <w:p>
+      <w:pPr>
+        <w:pStyle w:val="ListBullet"/>
+        <w:numPr>
+          <w:ilvl w:val="0"/>
+          <w:numId w:val="0"/>
+        </w:numPr>
+        <w:rPr>
+          <w:b/>
+          <w:bCs/>
+        </w:rPr>
+      </w:pPr>
+    </w:p>
+    <w:p>
+      <w:pPr>
+        <w:pStyle w:val="ListBullet"/>
+        <w:numPr>
+          <w:ilvl w:val="0"/>
+          <w:numId w:val="0"/>
+        </w:numPr>
+        <w:rPr>
+          <w:b/>
+          <w:bCs/>
+        </w:rPr>
+      </w:pPr>
+    </w:p>
+    <w:p>
+      <w:pPr>
+        <w:pStyle w:val="ListBullet"/>
+        <w:numPr>
+          <w:ilvl w:val="0"/>
+          <w:numId w:val="0"/>
+        </w:numPr>
+        <w:rPr>
+          <w:b/>
+          <w:bCs/>
+        </w:rPr>
+      </w:pPr>
+    </w:p>
+    <w:p>
+      <w:pPr>
+        <w:pStyle w:val="ListBullet"/>
+        <w:numPr>
+          <w:ilvl w:val="0"/>
+          <w:numId w:val="0"/>
+        </w:numPr>
+        <w:rPr>
+          <w:b/>
+          <w:bCs/>
+        </w:rPr>
+      </w:pPr>
+    </w:p>
+    <w:p>
+      <w:pPr>
+        <w:pStyle w:val="ListBullet"/>
+        <w:numPr>
+          <w:ilvl w:val="0"/>
+          <w:numId w:val="0"/>
+        </w:numPr>
+        <w:rPr>
+          <w:b/>
+          <w:bCs/>
+        </w:rPr>
+      </w:pPr>
+    </w:p>
+    <w:p>
+      <w:pPr>
+        <w:pStyle w:val="ListBullet"/>
+        <w:numPr>
+          <w:ilvl w:val="0"/>
+          <w:numId w:val="0"/>
+        </w:numPr>
+        <w:rPr>
+          <w:b/>
+          <w:bCs/>
+        </w:rPr>
+      </w:pPr>
+    </w:p>
+    <w:p>
+      <w:pPr>
+        <w:pStyle w:val="ListBullet"/>
+        <w:numPr>
+          <w:ilvl w:val="0"/>
+          <w:numId w:val="0"/>
+        </w:numPr>
+        <w:rPr>
+          <w:b/>
+          <w:bCs/>
+        </w:rPr>
+      </w:pPr>
+    </w:p>
+    <w:p>
+      <w:pPr>
+        <w:pStyle w:val="ListBullet"/>
+        <w:numPr>
+          <w:ilvl w:val="0"/>
+          <w:numId w:val="0"/>
+        </w:numPr>
+        <w:rPr>
+          <w:b/>
+          <w:bCs/>
+        </w:rPr>
+      </w:pPr>
+    </w:p>
+    <w:p>
+      <w:pPr>
+        <w:pStyle w:val="ListBullet"/>
+        <w:numPr>
+          <w:ilvl w:val="0"/>
+          <w:numId w:val="0"/>
+        </w:numPr>
+        <w:rPr>
+          <w:b/>
+          <w:bCs/>
+        </w:rPr>
+      </w:pPr>
+    </w:p>
+    <w:p>
+      <w:pPr>
+        <w:pStyle w:val="ListBullet"/>
+        <w:numPr>
+          <w:ilvl w:val="0"/>
+          <w:numId w:val="0"/>
+        </w:numPr>
+        <w:rPr>
+          <w:b/>
+          <w:bCs/>
+        </w:rPr>
+      </w:pPr>
+    </w:p>
+    <w:p>
+      <w:pPr>
+        <w:pStyle w:val="ListBullet"/>
+        <w:numPr>
+          <w:ilvl w:val="0"/>
+          <w:numId w:val="0"/>
+        </w:numPr>
+        <w:rPr>
+          <w:b/>
+          <w:bCs/>
+        </w:rPr>
+      </w:pPr>
+    </w:p>
+    <w:p>
+      <w:pPr>
+        <w:pStyle w:val="ListBullet"/>
+        <w:numPr>
+          <w:ilvl w:val="0"/>
+          <w:numId w:val="0"/>
+        </w:numPr>
+        <w:rPr>
+          <w:b/>
+          <w:bCs/>
+        </w:rPr>
+      </w:pPr>
+    </w:p>
+    <w:p>
+      <w:pPr>
+        <w:pStyle w:val="ListBullet"/>
+        <w:numPr>
+          <w:ilvl w:val="0"/>
+          <w:numId w:val="0"/>
+        </w:numPr>
+        <w:rPr>
+          <w:b/>
+          <w:bCs/>
+        </w:rPr>
       </w:pPr>
     </w:p>
     <w:p>
@@ -145,223 +463,49 @@
           <w:szCs w:val="32"/>
         </w:rPr>
       </w:pPr>
-    </w:p>
-    <w:p>
-      <w:pPr>
-        <w:pStyle w:val="ListBullet"/>
-        <w:numPr>
-          <w:ilvl w:val="0"/>
-          <w:numId w:val="0"/>
-        </w:numPr>
+      <w:r>
         <w:rPr>
           <w:sz w:val="32"/>
           <w:szCs w:val="32"/>
         </w:rPr>
-      </w:pPr>
-    </w:p>
-    <w:p>
-      <w:pPr>
-        <w:pStyle w:val="ListBullet"/>
-        <w:numPr>
-          <w:ilvl w:val="0"/>
-          <w:numId w:val="0"/>
-        </w:numPr>
+        <w:t xml:space="preserve">Team </w:t>
+      </w:r>
+      <w:proofErr w:type="gramStart"/>
+      <w:r>
         <w:rPr>
           <w:sz w:val="32"/>
           <w:szCs w:val="32"/>
         </w:rPr>
-      </w:pPr>
-    </w:p>
-    <w:p>
-      <w:pPr>
-        <w:pStyle w:val="ListBullet"/>
-        <w:numPr>
-          <w:ilvl w:val="0"/>
-          <w:numId w:val="0"/>
-        </w:numPr>
-        <w:rPr>
-          <w:b/>
-          <w:bCs/>
+        <w:t>Details :</w:t>
+      </w:r>
+      <w:proofErr w:type="gramEnd"/>
+      <w:r>
+        <w:rPr>
           <w:sz w:val="32"/>
           <w:szCs w:val="32"/>
         </w:rPr>
-      </w:pPr>
-      <w:proofErr w:type="gramStart"/>
-      <w:r>
-        <w:rPr>
-          <w:b/>
-          <w:bCs/>
+        <w:t xml:space="preserve"> </w:t>
+      </w:r>
+    </w:p>
+    <w:p>
+      <w:pPr>
+        <w:pStyle w:val="ListBullet"/>
+        <w:numPr>
+          <w:ilvl w:val="0"/>
+          <w:numId w:val="0"/>
+        </w:numPr>
+        <w:rPr>
           <w:sz w:val="32"/>
           <w:szCs w:val="32"/>
         </w:rPr>
-        <w:t>Title :</w:t>
-      </w:r>
-      <w:proofErr w:type="gramEnd"/>
-      <w:r>
-        <w:rPr>
-          <w:b/>
-          <w:bCs/>
+      </w:pPr>
+      <w:r>
+        <w:rPr>
           <w:sz w:val="32"/>
           <w:szCs w:val="32"/>
         </w:rPr>
-        <w:t xml:space="preserve"> AI-Powered Smart Travel Planner Chosen Screen for </w:t>
-      </w:r>
-    </w:p>
-    <w:p>
-      <w:pPr>
-        <w:pStyle w:val="ListBullet"/>
-        <w:numPr>
-          <w:ilvl w:val="0"/>
-          <w:numId w:val="0"/>
-        </w:numPr>
-        <w:rPr>
-          <w:b/>
-          <w:bCs/>
-        </w:rPr>
-      </w:pPr>
-    </w:p>
-    <w:p>
-      <w:pPr>
-        <w:pStyle w:val="ListBullet"/>
-        <w:numPr>
-          <w:ilvl w:val="0"/>
-          <w:numId w:val="0"/>
-        </w:numPr>
-        <w:rPr>
-          <w:b/>
-          <w:bCs/>
-        </w:rPr>
-      </w:pPr>
-    </w:p>
-    <w:p>
-      <w:pPr>
-        <w:pStyle w:val="ListBullet"/>
-        <w:numPr>
-          <w:ilvl w:val="0"/>
-          <w:numId w:val="0"/>
-        </w:numPr>
-        <w:rPr>
-          <w:b/>
-          <w:bCs/>
-        </w:rPr>
-      </w:pPr>
-    </w:p>
-    <w:p>
-      <w:pPr>
-        <w:pStyle w:val="ListBullet"/>
-        <w:numPr>
-          <w:ilvl w:val="0"/>
-          <w:numId w:val="0"/>
-        </w:numPr>
-        <w:rPr>
-          <w:b/>
-          <w:bCs/>
-        </w:rPr>
-      </w:pPr>
-    </w:p>
-    <w:p>
-      <w:pPr>
-        <w:pStyle w:val="ListBullet"/>
-        <w:numPr>
-          <w:ilvl w:val="0"/>
-          <w:numId w:val="0"/>
-        </w:numPr>
-        <w:rPr>
-          <w:b/>
-          <w:bCs/>
-        </w:rPr>
-      </w:pPr>
-    </w:p>
-    <w:p>
-      <w:pPr>
-        <w:pStyle w:val="ListBullet"/>
-        <w:numPr>
-          <w:ilvl w:val="0"/>
-          <w:numId w:val="0"/>
-        </w:numPr>
-        <w:rPr>
-          <w:b/>
-          <w:bCs/>
-        </w:rPr>
-      </w:pPr>
-    </w:p>
-    <w:p>
-      <w:pPr>
-        <w:pStyle w:val="ListBullet"/>
-        <w:numPr>
-          <w:ilvl w:val="0"/>
-          <w:numId w:val="0"/>
-        </w:numPr>
-        <w:rPr>
-          <w:b/>
-          <w:bCs/>
-        </w:rPr>
-      </w:pPr>
-    </w:p>
-    <w:p>
-      <w:pPr>
-        <w:pStyle w:val="ListBullet"/>
-        <w:numPr>
-          <w:ilvl w:val="0"/>
-          <w:numId w:val="0"/>
-        </w:numPr>
-        <w:rPr>
-          <w:b/>
-          <w:bCs/>
-        </w:rPr>
-      </w:pPr>
-    </w:p>
-    <w:p>
-      <w:pPr>
-        <w:pStyle w:val="ListBullet"/>
-        <w:numPr>
-          <w:ilvl w:val="0"/>
-          <w:numId w:val="0"/>
-        </w:numPr>
-        <w:rPr>
-          <w:b/>
-          <w:bCs/>
-        </w:rPr>
-      </w:pPr>
-    </w:p>
-    <w:p>
-      <w:pPr>
-        <w:pStyle w:val="ListBullet"/>
-        <w:numPr>
-          <w:ilvl w:val="0"/>
-          <w:numId w:val="0"/>
-        </w:numPr>
-        <w:rPr>
-          <w:b/>
-          <w:bCs/>
-        </w:rPr>
-      </w:pPr>
-    </w:p>
-    <w:p>
-      <w:pPr>
-        <w:pStyle w:val="ListBullet"/>
-        <w:numPr>
-          <w:ilvl w:val="0"/>
-          <w:numId w:val="0"/>
-        </w:numPr>
-        <w:rPr>
-          <w:b/>
-          <w:bCs/>
-        </w:rPr>
-      </w:pPr>
-    </w:p>
-    <w:p>
-      <w:pPr>
-        <w:pStyle w:val="ListBullet"/>
-        <w:numPr>
-          <w:ilvl w:val="0"/>
-          <w:numId w:val="0"/>
-        </w:numPr>
-        <w:rPr>
-          <w:b/>
-          <w:bCs/>
-        </w:rPr>
-      </w:pPr>
+        <w:t xml:space="preserve">1) Surya R - 23MIS0592 </w:t>
+      </w:r>
     </w:p>
     <w:p>
       <w:pPr>
@@ -380,44 +524,68 @@
           <w:sz w:val="32"/>
           <w:szCs w:val="32"/>
         </w:rPr>
-        <w:t xml:space="preserve">Team </w:t>
-      </w:r>
-      <w:proofErr w:type="gramStart"/>
-      <w:r>
+        <w:t>2) PAVAN KALYAN K – 23MIS0563</w:t>
+      </w:r>
+    </w:p>
+    <w:p>
+      <w:pPr>
+        <w:pStyle w:val="ListBullet"/>
+        <w:numPr>
+          <w:ilvl w:val="0"/>
+          <w:numId w:val="0"/>
+        </w:numPr>
         <w:rPr>
           <w:sz w:val="32"/>
           <w:szCs w:val="32"/>
         </w:rPr>
-        <w:t>Details :</w:t>
-      </w:r>
-      <w:proofErr w:type="gramEnd"/>
+      </w:pPr>
       <w:r>
         <w:rPr>
           <w:sz w:val="32"/>
           <w:szCs w:val="32"/>
         </w:rPr>
-        <w:t xml:space="preserve"> </w:t>
-      </w:r>
-    </w:p>
-    <w:p>
-      <w:pPr>
-        <w:pStyle w:val="ListBullet"/>
-        <w:numPr>
-          <w:ilvl w:val="0"/>
-          <w:numId w:val="0"/>
-        </w:numPr>
+        <w:t>3) M</w:t>
+      </w:r>
+      <w:r>
         <w:rPr>
           <w:sz w:val="32"/>
           <w:szCs w:val="32"/>
         </w:rPr>
-      </w:pPr>
+        <w:t>OHANAKUMAR</w:t>
+      </w:r>
       <w:r>
         <w:rPr>
           <w:sz w:val="32"/>
           <w:szCs w:val="32"/>
         </w:rPr>
-        <w:t xml:space="preserve">1) Surya R - 23MIS0592 </w:t>
-      </w:r>
+        <w:t xml:space="preserve"> L - 23MIS0516 </w:t>
+      </w:r>
+    </w:p>
+    <w:p>
+      <w:pPr>
+        <w:pStyle w:val="ListBullet"/>
+        <w:numPr>
+          <w:ilvl w:val="0"/>
+          <w:numId w:val="0"/>
+        </w:numPr>
+        <w:rPr>
+          <w:b/>
+          <w:bCs/>
+        </w:rPr>
+      </w:pPr>
+    </w:p>
+    <w:p>
+      <w:pPr>
+        <w:pStyle w:val="ListBullet"/>
+        <w:numPr>
+          <w:ilvl w:val="0"/>
+          <w:numId w:val="0"/>
+        </w:numPr>
+        <w:rPr>
+          <w:b/>
+          <w:bCs/>
+        </w:rPr>
+      </w:pPr>
     </w:p>
     <w:p>
       <w:pPr>
@@ -436,7 +604,7 @@
           <w:sz w:val="32"/>
           <w:szCs w:val="32"/>
         </w:rPr>
-        <w:t>2) PAVAN KALYAN K – 23MIS0563</w:t>
+        <w:t xml:space="preserve">Submitted by: </w:t>
       </w:r>
     </w:p>
     <w:p>
@@ -456,173 +624,26 @@
           <w:sz w:val="32"/>
           <w:szCs w:val="32"/>
         </w:rPr>
-        <w:t xml:space="preserve">3) </w:t>
-      </w:r>
-      <w:proofErr w:type="spellStart"/>
-      <w:r>
+        <w:t xml:space="preserve">Name: SURYA R </w:t>
+      </w:r>
+    </w:p>
+    <w:p>
+      <w:pPr>
+        <w:pStyle w:val="ListBullet"/>
+        <w:numPr>
+          <w:ilvl w:val="0"/>
+          <w:numId w:val="0"/>
+        </w:numPr>
         <w:rPr>
           <w:sz w:val="32"/>
           <w:szCs w:val="32"/>
         </w:rPr>
-        <w:t>Mohanakumar</w:t>
-      </w:r>
-      <w:proofErr w:type="spellEnd"/>
+      </w:pPr>
       <w:r>
         <w:rPr>
           <w:sz w:val="32"/>
           <w:szCs w:val="32"/>
         </w:rPr>
-        <w:t xml:space="preserve"> L - 23MIS0516 </w:t>
-      </w:r>
-    </w:p>
-    <w:p>
-      <w:pPr>
-        <w:pStyle w:val="ListBullet"/>
-        <w:numPr>
-          <w:ilvl w:val="0"/>
-          <w:numId w:val="0"/>
-        </w:numPr>
-        <w:rPr>
-          <w:b/>
-          <w:bCs/>
-        </w:rPr>
-      </w:pPr>
-    </w:p>
-    <w:p>
-      <w:pPr>
-        <w:pStyle w:val="ListBullet"/>
-        <w:numPr>
-          <w:ilvl w:val="0"/>
-          <w:numId w:val="0"/>
-        </w:numPr>
-        <w:rPr>
-          <w:b/>
-          <w:bCs/>
-        </w:rPr>
-      </w:pPr>
-    </w:p>
-    <w:p>
-      <w:pPr>
-        <w:pStyle w:val="ListBullet"/>
-        <w:numPr>
-          <w:ilvl w:val="0"/>
-          <w:numId w:val="0"/>
-        </w:numPr>
-        <w:rPr>
-          <w:b/>
-          <w:bCs/>
-        </w:rPr>
-      </w:pPr>
-    </w:p>
-    <w:p>
-      <w:pPr>
-        <w:pStyle w:val="ListBullet"/>
-        <w:numPr>
-          <w:ilvl w:val="0"/>
-          <w:numId w:val="0"/>
-        </w:numPr>
-        <w:rPr>
-          <w:b/>
-          <w:bCs/>
-        </w:rPr>
-      </w:pPr>
-    </w:p>
-    <w:p>
-      <w:pPr>
-        <w:pStyle w:val="ListBullet"/>
-        <w:numPr>
-          <w:ilvl w:val="0"/>
-          <w:numId w:val="0"/>
-        </w:numPr>
-        <w:rPr>
-          <w:b/>
-          <w:bCs/>
-        </w:rPr>
-      </w:pPr>
-    </w:p>
-    <w:p>
-      <w:pPr>
-        <w:pStyle w:val="ListBullet"/>
-        <w:numPr>
-          <w:ilvl w:val="0"/>
-          <w:numId w:val="0"/>
-        </w:numPr>
-        <w:rPr>
-          <w:b/>
-          <w:bCs/>
-        </w:rPr>
-      </w:pPr>
-    </w:p>
-    <w:p>
-      <w:pPr>
-        <w:pStyle w:val="ListBullet"/>
-        <w:numPr>
-          <w:ilvl w:val="0"/>
-          <w:numId w:val="0"/>
-        </w:numPr>
-        <w:rPr>
-          <w:b/>
-          <w:bCs/>
-        </w:rPr>
-      </w:pPr>
-    </w:p>
-    <w:p>
-      <w:pPr>
-        <w:pStyle w:val="ListBullet"/>
-        <w:numPr>
-          <w:ilvl w:val="0"/>
-          <w:numId w:val="0"/>
-        </w:numPr>
-        <w:rPr>
-          <w:sz w:val="32"/>
-          <w:szCs w:val="32"/>
-        </w:rPr>
-      </w:pPr>
-      <w:r>
-        <w:rPr>
-          <w:sz w:val="32"/>
-          <w:szCs w:val="32"/>
-        </w:rPr>
-        <w:t xml:space="preserve">Submitted by: </w:t>
-      </w:r>
-    </w:p>
-    <w:p>
-      <w:pPr>
-        <w:pStyle w:val="ListBullet"/>
-        <w:numPr>
-          <w:ilvl w:val="0"/>
-          <w:numId w:val="0"/>
-        </w:numPr>
-        <w:rPr>
-          <w:sz w:val="32"/>
-          <w:szCs w:val="32"/>
-        </w:rPr>
-      </w:pPr>
-      <w:r>
-        <w:rPr>
-          <w:sz w:val="32"/>
-          <w:szCs w:val="32"/>
-        </w:rPr>
-        <w:t xml:space="preserve">Name: SURYA R </w:t>
-      </w:r>
-    </w:p>
-    <w:p>
-      <w:pPr>
-        <w:pStyle w:val="ListBullet"/>
-        <w:numPr>
-          <w:ilvl w:val="0"/>
-          <w:numId w:val="0"/>
-        </w:numPr>
-        <w:rPr>
-          <w:sz w:val="32"/>
-          <w:szCs w:val="32"/>
-        </w:rPr>
-      </w:pPr>
-      <w:r>
-        <w:rPr>
-          <w:sz w:val="32"/>
-          <w:szCs w:val="32"/>
-        </w:rPr>
         <w:t>Reg No: 23MIS0592</w:t>
       </w:r>
     </w:p>
@@ -638,154 +659,12 @@
           <w:bCs/>
         </w:rPr>
       </w:pPr>
-    </w:p>
-    <w:p>
-      <w:pPr>
-        <w:pStyle w:val="ListBullet"/>
-        <w:numPr>
-          <w:ilvl w:val="0"/>
-          <w:numId w:val="0"/>
-        </w:numPr>
-        <w:rPr>
-          <w:b/>
-          <w:bCs/>
-        </w:rPr>
-      </w:pPr>
-    </w:p>
-    <w:p>
-      <w:pPr>
-        <w:pStyle w:val="ListBullet"/>
-        <w:numPr>
-          <w:ilvl w:val="0"/>
-          <w:numId w:val="0"/>
-        </w:numPr>
-        <w:rPr>
-          <w:b/>
-          <w:bCs/>
-        </w:rPr>
-      </w:pPr>
-    </w:p>
-    <w:p>
-      <w:pPr>
-        <w:pStyle w:val="ListBullet"/>
-        <w:numPr>
-          <w:ilvl w:val="0"/>
-          <w:numId w:val="0"/>
-        </w:numPr>
-        <w:rPr>
-          <w:b/>
-          <w:bCs/>
-        </w:rPr>
-      </w:pPr>
-    </w:p>
-    <w:p>
-      <w:pPr>
-        <w:pStyle w:val="ListBullet"/>
-        <w:numPr>
-          <w:ilvl w:val="0"/>
-          <w:numId w:val="0"/>
-        </w:numPr>
-        <w:rPr>
-          <w:b/>
-          <w:bCs/>
-        </w:rPr>
-      </w:pPr>
-    </w:p>
-    <w:p>
-      <w:pPr>
-        <w:pStyle w:val="ListBullet"/>
-        <w:numPr>
-          <w:ilvl w:val="0"/>
-          <w:numId w:val="0"/>
-        </w:numPr>
-        <w:rPr>
-          <w:b/>
-          <w:bCs/>
-        </w:rPr>
-      </w:pPr>
-    </w:p>
-    <w:p>
-      <w:pPr>
-        <w:pStyle w:val="ListBullet"/>
-        <w:numPr>
-          <w:ilvl w:val="0"/>
-          <w:numId w:val="0"/>
-        </w:numPr>
-        <w:rPr>
-          <w:b/>
-          <w:bCs/>
-        </w:rPr>
-      </w:pPr>
-    </w:p>
-    <w:p>
-      <w:pPr>
-        <w:pStyle w:val="ListBullet"/>
-        <w:numPr>
-          <w:ilvl w:val="0"/>
-          <w:numId w:val="0"/>
-        </w:numPr>
-        <w:rPr>
-          <w:b/>
-          <w:bCs/>
-        </w:rPr>
-      </w:pPr>
-    </w:p>
-    <w:p>
-      <w:pPr>
-        <w:pStyle w:val="ListBullet"/>
-        <w:numPr>
-          <w:ilvl w:val="0"/>
-          <w:numId w:val="0"/>
-        </w:numPr>
-        <w:rPr>
-          <w:b/>
-          <w:bCs/>
-        </w:rPr>
-      </w:pPr>
-    </w:p>
-    <w:p>
-      <w:pPr>
-        <w:pStyle w:val="ListBullet"/>
-        <w:numPr>
-          <w:ilvl w:val="0"/>
-          <w:numId w:val="0"/>
-        </w:numPr>
-        <w:rPr>
-          <w:b/>
-          <w:bCs/>
-        </w:rPr>
-      </w:pPr>
-    </w:p>
-    <w:p>
-      <w:pPr>
-        <w:pStyle w:val="ListBullet"/>
-        <w:numPr>
-          <w:ilvl w:val="0"/>
-          <w:numId w:val="0"/>
-        </w:numPr>
-        <w:rPr>
-          <w:b/>
-          <w:bCs/>
-        </w:rPr>
-      </w:pPr>
-    </w:p>
-    <w:p>
-      <w:pPr>
-        <w:pStyle w:val="ListBullet"/>
-        <w:numPr>
-          <w:ilvl w:val="0"/>
-          <w:numId w:val="0"/>
-        </w:numPr>
-        <w:rPr>
-          <w:b/>
-          <w:bCs/>
-        </w:rPr>
-      </w:pPr>
-      <w:r>
-        <w:rPr>
-          <w:b/>
-          <w:bCs/>
-        </w:rPr>
+      <w:r>
+        <w:rPr>
+          <w:b/>
+          <w:bCs/>
+        </w:rPr>
+        <w:lastRenderedPageBreak/>
         <w:t>1.Aim</w:t>
       </w:r>
     </w:p>
@@ -1140,7 +1019,6 @@
         <w:pStyle w:val="ListBullet"/>
       </w:pPr>
       <w:r>
-        <w:lastRenderedPageBreak/>
         <w:t xml:space="preserve">Wording consistency- the same label such as </w:t>
       </w:r>
       <w:proofErr w:type="gramStart"/>
@@ -1269,6 +1147,7 @@
         <w:pStyle w:val="ListBullet"/>
       </w:pPr>
       <w:r>
+        <w:lastRenderedPageBreak/>
         <w:t>HTML</w:t>
       </w:r>
     </w:p>
@@ -1907,11 +1786,7 @@
         </w:numPr>
       </w:pPr>
       <w:r>
-        <w:t xml:space="preserve">The travel planner prototype is implemented as an interactive design consisting of interconnected screens related to destination discovery. A navigation bar for easy access to Home, AI assistant, explore nearby, saved trips, profile and preferences and settings. The </w:t>
-      </w:r>
-      <w:r>
-        <w:lastRenderedPageBreak/>
-        <w:t xml:space="preserve">navigation bar allows user to switch easily between screens, while maintaining the same layout, button placement, and </w:t>
+        <w:t xml:space="preserve">The travel planner prototype is implemented as an interactive design consisting of interconnected screens related to destination discovery. A navigation bar for easy access to Home, AI assistant, explore nearby, saved trips, profile and preferences and settings. The navigation bar allows user to switch easily between screens, while maintaining the same layout, button placement, and </w:t>
       </w:r>
       <w:proofErr w:type="spellStart"/>
       <w:r>
@@ -2131,7 +2006,11 @@
               </w:numPr>
             </w:pPr>
             <w:r>
-              <w:t>Primary actions remain in the same position, with the back button at the top left and main action at the top right</w:t>
+              <w:t xml:space="preserve">Primary actions remain in the same position, with the back </w:t>
+            </w:r>
+            <w:r>
+              <w:lastRenderedPageBreak/>
+              <w:t>button at the top left and main action at the top right</w:t>
             </w:r>
           </w:p>
         </w:tc>
@@ -2150,6 +2029,7 @@
               </w:numPr>
             </w:pPr>
             <w:r>
+              <w:lastRenderedPageBreak/>
               <w:t>Label wording</w:t>
             </w:r>
           </w:p>
@@ -2727,7 +2607,7 @@
   <w:abstractNum w:abstractNumId="0" w15:restartNumberingAfterBreak="0">
     <w:nsid w:val="FFFFFF89"/>
     <w:multiLevelType w:val="singleLevel"/>
-    <w:tmpl w:val="B184B4E4"/>
+    <w:tmpl w:val="157A3FD6"/>
     <w:lvl w:ilvl="0">
       <w:start w:val="1"/>
       <w:numFmt w:val="bullet"/>
